--- a/Assets/Learn/Scene视图UI分离显示使用说明.docx
+++ b/Assets/Learn/Scene视图UI分离显示使用说明.docx
@@ -41,7 +41,7 @@
         <w:rPr>
           <w:rFonts w:ascii="微软雅黑" w:hAnsi="微软雅黑" w:eastAsia="微软雅黑"/>
         </w:rPr>
-        <w:t xml:space="preserve">项目的 UI 是给满屏精确设计的 World Space Canvas：1920x1080、scale 约 0.0107，世界尺寸 20.53 x 11.55，摆在 z=0。主相机在 z=-10、fov 60，可见范围恰好也是 20.53 x 11.55 —— 两者严丝合缝。</w:t>
+        <w:t xml:space="preserve">项目的 UI 是给满屏精确设计的画布：1920x1080、scale 约 0.0107，世界尺寸 20.53 x 11.55。主相机在 z=-10、fov 60，可见范围恰好也是 20.53 x 11.55 —— 两者严丝合缝。（画布原本是 World Space，2026-09-24 改成了 ScreenSpaceCamera + Main Camera，缘由见第五节。）</w:t>
       </w:r>
     </w:p>
     <w:p>
@@ -59,7 +59,7 @@
         <w:rPr>
           <w:rFonts w:ascii="微软雅黑" w:hAnsi="微软雅黑" w:eastAsia="微软雅黑"/>
         </w:rPr>
-        <w:t xml:space="preserve">这个工具把 UI 从场景区摘出去、改到视图左上角用一块 16:9 面板单独预览，同时把 UI 原本覆盖的世界范围用虚线框画出来。</w:t>
+        <w:t xml:space="preserve">这个工具把 UI 从场景区摘出去、改到视图左上角用一块 16:9 面板单独预览，同时把 UI 原本覆盖的世界范围用橙色虚线框画出来。轮廓框和分离开关无关，始终会画 —— 没开分离时它反而更用得上：那时 UI 就是糊在场景上的一堵墙，全靠这个框才知道边界在哪。</w:t>
       </w:r>
     </w:p>
     <w:p>
@@ -103,7 +103,7 @@
         <w:rPr>
           <w:rFonts w:ascii="微软雅黑" w:hAnsi="微软雅黑" w:eastAsia="微软雅黑"/>
         </w:rPr>
-        <w:t xml:space="preserve">或菜单 Tool/UI/UI 与场景分离显示（Scene 视图），带勾选状态；Play 模式下不可用。</w:t>
+        <w:t xml:space="preserve">或菜单 Tool/UI/UI 与场景分离显示（Scene 视图），带勾选状态，Play 模式下同样可以开关。分离只作用于 Scene 视图：隐藏走 SceneVisibilityManager，那是纯编辑器状态，运行中的 Game 视图与 UI 完全不受影响；只有预览面板会临时改场景对象，所以 Play 期间保留分离与轮廓框、不画预览面板。</w:t>
       </w:r>
     </w:p>
     <w:p>
@@ -147,7 +147,7 @@
         <w:rPr>
           <w:rFonts w:ascii="微软雅黑" w:hAnsi="微软雅黑" w:eastAsia="微软雅黑"/>
         </w:rPr>
-        <w:t xml:space="preserve">场景中：UI 原本覆盖的世界范围用橙色虚线框标出，附带尺寸标注。</w:t>
+        <w:t xml:space="preserve">场景中：UI 原本覆盖的世界范围用橙色虚线框标出，附带尺寸标注。这条与开关无关，关着也画。</w:t>
       </w:r>
     </w:p>
     <w:p>
@@ -516,7 +516,7 @@
                 <w:rFonts w:ascii="微软雅黑" w:hAnsi="微软雅黑" w:eastAsia="微软雅黑"/>
                 <w:sz w:val="19"/>
               </w:rPr>
-              <w:t xml:space="preserve">渲染期间临时切成 WorldSpace，正对画布用正交相机框满，渲染完立刻切回。Overlay 画布不走相机渲染路径，Camera.Render() 对它完全无效，不切就永远是空白。</w:t>
+              <w:t xml:space="preserve">渲染期间临时切成 WorldSpace，正对画布用正交相机框满，渲染完立刻切回。Overlay 画布不走相机渲染路径，Camera.Render() 对它完全无效，不切就永远是空白。同理，ScreenSpaceCamera 画布只认自己的 worldCamera，渲染期间把它的 worldCamera 临时换成预览相机、渲染完换回 —— 不换的话预览恒为纯清屏色（实测 0 个非背景像素）。</w:t>
             </w:r>
           </w:p>
         </w:tc>
@@ -750,7 +750,7 @@
                 <w:rFonts w:ascii="微软雅黑" w:hAnsi="微软雅黑" w:eastAsia="微软雅黑"/>
                 <w:sz w:val="19"/>
               </w:rPr>
-              <w:t xml:space="preserve">开关存在 SessionState（会话级），隐藏状态存在 Library。若在开启状态下直接重启 Unity，SessionState 清空而 Library 里的隐藏还在，Canvas 会保持隐藏且工具无法自动还原。在 Hierarchy 里点一下眼睛图标即可恢复。</w:t>
+              <w:t xml:space="preserve">开关存在 SessionState（会话级），隐藏状态存在 Library。若在开启状态下直接重启 Unity，SessionState 清空而 Library 里的隐藏还在。工具在 Library 下维护一份隐藏账本（SceneUIOverviewTool.state），记着「哪些 Canvas 是本工具藏的」；下次启动时若发现工具已关闭、账本却有内容，会自动把那些 Canvas 放回来。极端情况下（账本也写失败）仍可能留下隐藏，那时在 Hierarchy 里点一下眼睛图标即可恢复。</w:t>
             </w:r>
           </w:p>
         </w:tc>
@@ -847,6 +847,38 @@
                 <w:sz w:val="19"/>
               </w:rPr>
               <w:t xml:space="preserve">面板预制体在 Default 层，若该层也有场景物体，预览相机会把它们一起渲进来。工具检测到这种冲突时会临时关掉这些 Renderer（forceRenderingOff 是运行时属性、不序列化），无冲突时零开销。</w:t>
+            </w:r>
+          </w:p>
+        </w:tc>
+      </w:tr>
+      <w:tr>
+        <w:tc>
+          <w:tcPr>
+            <w:tcW w:type="dxa" w:w="3100"/>
+          </w:tcPr>
+          <w:p>
+            <w:pPr/>
+            <w:r>
+              <w:rPr>
+                <w:rFonts w:ascii="微软雅黑" w:hAnsi="微软雅黑" w:eastAsia="微软雅黑"/>
+                <w:sz w:val="19"/>
+              </w:rPr>
+              <w:t xml:space="preserve">画布改成了 ScreenSpaceCamera</w:t>
+            </w:r>
+          </w:p>
+        </w:tc>
+        <w:tc>
+          <w:tcPr>
+            <w:tcW w:type="dxa" w:w="6200"/>
+          </w:tcPr>
+          <w:p>
+            <w:pPr/>
+            <w:r>
+              <w:rPr>
+                <w:rFonts w:ascii="微软雅黑" w:hAnsi="微软雅黑" w:eastAsia="微软雅黑"/>
+                <w:sz w:val="19"/>
+              </w:rPr>
+              <w:t xml:space="preserve">2026-09-24 把 TestScene 的画布从 World Space 改成 ScreenSpaceCamera + Main Camera。World Space 下 RectTransform 的位置就是运行时位置，挪一下 Canvas 就会把运行时 UI 一起挪出画面（提交 980dcfe 里那个 x=-27.9 就是这么来的，运行时一个 UI 都看不到）。改成相机模式后 RectTransform 由相机驱动，编辑期怎么拖都不影响运行时排版。代价：画布不再被世界几何遮挡。</w:t>
             </w:r>
           </w:p>
         </w:tc>
@@ -869,7 +901,7 @@
         <w:rPr>
           <w:rFonts w:ascii="微软雅黑" w:hAnsi="微软雅黑" w:eastAsia="微软雅黑"/>
         </w:rPr>
-        <w:t xml:space="preserve">2026-09-21 在 TestScene（WorldSpace 画布，正对主相机）上实测：</w:t>
+        <w:t xml:space="preserve">2026-09-21 与 09-24 在 TestScene 上实测（09-21 时画布还是 World Space 正对主相机，09-24 起改为 ScreenSpaceCamera + Main Camera）：</w:t>
       </w:r>
     </w:p>
     <w:tbl>
@@ -1334,6 +1366,134 @@
           </w:p>
         </w:tc>
       </w:tr>
+      <w:tr>
+        <w:tc>
+          <w:tcPr>
+            <w:tcW w:type="dxa" w:w="3400"/>
+          </w:tcPr>
+          <w:p>
+            <w:pPr/>
+            <w:r>
+              <w:rPr>
+                <w:rFonts w:ascii="微软雅黑" w:hAnsi="微软雅黑" w:eastAsia="微软雅黑"/>
+                <w:sz w:val="19"/>
+              </w:rPr>
+              <w:t xml:space="preserve">退出 Play 后分离自动恢复</w:t>
+            </w:r>
+          </w:p>
+        </w:tc>
+        <w:tc>
+          <w:tcPr>
+            <w:tcW w:type="dxa" w:w="5900"/>
+          </w:tcPr>
+          <w:p>
+            <w:pPr/>
+            <w:r>
+              <w:rPr>
+                <w:rFonts w:ascii="微软雅黑" w:hAnsi="微软雅黑" w:eastAsia="微软雅黑"/>
+                <w:sz w:val="19"/>
+              </w:rPr>
+              <w:t xml:space="preserve">通过（原先会丢失：跟踪列表里的 Canvas 被外部放出后，工具仍以为它藏着）</w:t>
+            </w:r>
+          </w:p>
+        </w:tc>
+      </w:tr>
+      <w:tr>
+        <w:tc>
+          <w:tcPr>
+            <w:tcW w:type="dxa" w:w="3400"/>
+          </w:tcPr>
+          <w:p>
+            <w:pPr/>
+            <w:r>
+              <w:rPr>
+                <w:rFonts w:ascii="微软雅黑" w:hAnsi="微软雅黑" w:eastAsia="微软雅黑"/>
+                <w:sz w:val="19"/>
+              </w:rPr>
+              <w:t xml:space="preserve">Play 期间不打扰运行时</w:t>
+            </w:r>
+          </w:p>
+        </w:tc>
+        <w:tc>
+          <w:tcPr>
+            <w:tcW w:type="dxa" w:w="5900"/>
+          </w:tcPr>
+          <w:p>
+            <w:pPr/>
+            <w:r>
+              <w:rPr>
+                <w:rFonts w:ascii="微软雅黑" w:hAnsi="微软雅黑" w:eastAsia="微软雅黑"/>
+                <w:sz w:val="19"/>
+              </w:rPr>
+              <w:t xml:space="preserve">通过（开关工具前后 Game 视图逐像素一致；预览相机全程未被创建）</w:t>
+            </w:r>
+          </w:p>
+        </w:tc>
+      </w:tr>
+      <w:tr>
+        <w:tc>
+          <w:tcPr>
+            <w:tcW w:type="dxa" w:w="3400"/>
+          </w:tcPr>
+          <w:p>
+            <w:pPr/>
+            <w:r>
+              <w:rPr>
+                <w:rFonts w:ascii="微软雅黑" w:hAnsi="微软雅黑" w:eastAsia="微软雅黑"/>
+                <w:sz w:val="19"/>
+              </w:rPr>
+              <w:t xml:space="preserve">未分离状态下也画轮廓框</w:t>
+            </w:r>
+          </w:p>
+        </w:tc>
+        <w:tc>
+          <w:tcPr>
+            <w:tcW w:type="dxa" w:w="5900"/>
+          </w:tcPr>
+          <w:p>
+            <w:pPr/>
+            <w:r>
+              <w:rPr>
+                <w:rFonts w:ascii="微软雅黑" w:hAnsi="微软雅黑" w:eastAsia="微软雅黑"/>
+                <w:sz w:val="19"/>
+              </w:rPr>
+              <w:t xml:space="preserve">通过（关闭开关时绘制计数仍在增长）</w:t>
+            </w:r>
+          </w:p>
+        </w:tc>
+      </w:tr>
+      <w:tr>
+        <w:tc>
+          <w:tcPr>
+            <w:tcW w:type="dxa" w:w="3400"/>
+          </w:tcPr>
+          <w:p>
+            <w:pPr/>
+            <w:r>
+              <w:rPr>
+                <w:rFonts w:ascii="微软雅黑" w:hAnsi="微软雅黑" w:eastAsia="微软雅黑"/>
+                <w:sz w:val="19"/>
+              </w:rPr>
+              <w:t xml:space="preserve">画布改 ScreenSpaceCamera 后运行时 UI</w:t>
+            </w:r>
+          </w:p>
+        </w:tc>
+        <w:tc>
+          <w:tcPr>
+            <w:tcW w:type="dxa" w:w="5900"/>
+          </w:tcPr>
+          <w:p>
+            <w:pPr/>
+            <w:r>
+              <w:rPr>
+                <w:rFonts w:ascii="微软雅黑" w:hAnsi="微软雅黑" w:eastAsia="微软雅黑"/>
+                <w:sz w:val="19"/>
+              </w:rPr>
+              <w:t xml:space="preserve">通过（相机视野与画布世界矩形完全重合，Game 视图可见 UI）</w:t>
+            </w:r>
+          </w:p>
+        </w:tc>
+      </w:tr>
     </w:tbl>
     <w:p>
       <w:pPr/>
@@ -1494,7 +1654,7 @@
                 <w:rFonts w:ascii="微软雅黑" w:hAnsi="微软雅黑" w:eastAsia="微软雅黑"/>
                 <w:sz w:val="19"/>
               </w:rPr>
-              <w:t xml:space="preserve">说明隐藏状态是残留的（例如在开启状态下重启过 Unity）。在 Hierarchy 里点 Canvas 的眼睛图标恢复。</w:t>
+              <w:t xml:space="preserve">先确认工具开关是不是还开着。若是开启状态下异常退出留下的残留，工具下次启动会自动按 Library 下的隐藏账本还原；没自动还原时，在 Hierarchy 里点 Canvas 的眼睛图标手动恢复。</w:t>
             </w:r>
           </w:p>
         </w:tc>
